--- a/Docs/ONU_CP_123_2026_YANCHEVSKIY_K.docx
+++ b/Docs/ONU_CP_123_2026_YANCHEVSKIY_K.docx
@@ -1503,15 +1503,7 @@
                 <w:bCs w:val="0"/>
                 <w:webHidden/>
               </w:rPr>
-              <w:t>2</w:t>
-            </w:r>
-            <w:r>
-              <w:rPr>
-                <w:b w:val="0"/>
-                <w:bCs w:val="0"/>
-                <w:webHidden/>
-              </w:rPr>
-              <w:t>0</w:t>
+              <w:t>20</w:t>
             </w:r>
             <w:r>
               <w:rPr>
@@ -2188,6 +2180,7 @@
           <w:right w:val="nil"/>
           <w:between w:val="nil"/>
         </w:pBdr>
+        <w:ind w:left="1134"/>
         <w:rPr>
           <w:color w:val="000000"/>
         </w:rPr>
@@ -2213,6 +2206,7 @@
           <w:right w:val="nil"/>
           <w:between w:val="nil"/>
         </w:pBdr>
+        <w:ind w:left="1134"/>
         <w:rPr>
           <w:color w:val="000000"/>
         </w:rPr>
@@ -2238,6 +2232,7 @@
           <w:right w:val="nil"/>
           <w:between w:val="nil"/>
         </w:pBdr>
+        <w:ind w:left="1134"/>
         <w:rPr>
           <w:color w:val="000000"/>
         </w:rPr>
@@ -6497,19 +6492,13 @@
         <w:rPr>
           <w:lang w:val="uk-UA"/>
         </w:rPr>
-        <w:t>р</w:t>
+        <w:t>Р</w:t>
       </w:r>
       <w:r>
         <w:rPr>
           <w:lang w:val="uk-UA"/>
         </w:rPr>
         <w:t>ис</w:t>
-      </w:r>
-      <w:r>
-        <w:rPr>
-          <w:lang w:val="uk-UA"/>
-        </w:rPr>
-        <w:t>.</w:t>
       </w:r>
       <w:r>
         <w:rPr>
@@ -6794,19 +6783,13 @@
         <w:rPr>
           <w:lang w:val="uk-UA"/>
         </w:rPr>
-        <w:t>р</w:t>
+        <w:t>Р</w:t>
       </w:r>
       <w:r>
         <w:rPr>
           <w:lang w:val="uk-UA"/>
         </w:rPr>
         <w:t>ис</w:t>
-      </w:r>
-      <w:r>
-        <w:rPr>
-          <w:lang w:val="uk-UA"/>
-        </w:rPr>
-        <w:t>.</w:t>
       </w:r>
       <w:r>
         <w:rPr>
@@ -7063,25 +7046,13 @@
         <w:rPr>
           <w:lang w:val="uk-UA"/>
         </w:rPr>
-        <w:t>р</w:t>
-      </w:r>
-      <w:r>
-        <w:rPr>
-          <w:lang w:val="uk-UA"/>
-        </w:rPr>
-        <w:t>ис</w:t>
-      </w:r>
-      <w:r>
-        <w:rPr>
-          <w:lang w:val="uk-UA"/>
-        </w:rPr>
-        <w:t>.</w:t>
-      </w:r>
-      <w:r>
-        <w:rPr>
-          <w:lang w:val="uk-UA"/>
-        </w:rPr>
-        <w:t xml:space="preserve"> 2.4) </w:t>
+        <w:t>Р</w:t>
+      </w:r>
+      <w:r>
+        <w:rPr>
+          <w:lang w:val="uk-UA"/>
+        </w:rPr>
+        <w:t xml:space="preserve">ис 2.4) </w:t>
       </w:r>
       <w:r>
         <w:rPr>
@@ -7268,19 +7239,13 @@
         <w:rPr>
           <w:lang w:val="uk-UA"/>
         </w:rPr>
-        <w:t>р</w:t>
+        <w:t>Р</w:t>
       </w:r>
       <w:r>
         <w:rPr>
           <w:lang w:val="uk-UA"/>
         </w:rPr>
         <w:t>ис</w:t>
-      </w:r>
-      <w:r>
-        <w:rPr>
-          <w:lang w:val="uk-UA"/>
-        </w:rPr>
-        <w:t>.</w:t>
       </w:r>
       <w:r>
         <w:rPr>
@@ -7454,25 +7419,13 @@
         <w:rPr>
           <w:lang w:val="uk-UA"/>
         </w:rPr>
-        <w:t>р</w:t>
-      </w:r>
-      <w:r>
-        <w:rPr>
-          <w:lang w:val="uk-UA"/>
-        </w:rPr>
-        <w:t>ис</w:t>
-      </w:r>
-      <w:r>
-        <w:rPr>
-          <w:lang w:val="uk-UA"/>
-        </w:rPr>
-        <w:t>.</w:t>
-      </w:r>
-      <w:r>
-        <w:rPr>
-          <w:lang w:val="uk-UA"/>
-        </w:rPr>
-        <w:t xml:space="preserve"> 2.6</w:t>
+        <w:t>Р</w:t>
+      </w:r>
+      <w:r>
+        <w:rPr>
+          <w:lang w:val="uk-UA"/>
+        </w:rPr>
+        <w:t>ис 2.6</w:t>
       </w:r>
       <w:r>
         <w:rPr>
@@ -7725,25 +7678,13 @@
         <w:rPr>
           <w:lang w:val="uk-UA"/>
         </w:rPr>
-        <w:t>р</w:t>
-      </w:r>
-      <w:r>
-        <w:rPr>
-          <w:lang w:val="uk-UA"/>
-        </w:rPr>
-        <w:t>ис</w:t>
-      </w:r>
-      <w:r>
-        <w:rPr>
-          <w:lang w:val="uk-UA"/>
-        </w:rPr>
-        <w:t>.</w:t>
-      </w:r>
-      <w:r>
-        <w:rPr>
-          <w:lang w:val="uk-UA"/>
-        </w:rPr>
-        <w:t xml:space="preserve"> 2.8) з опціями вибору страви та опцією виходу до початкового інтерфейсу.</w:t>
+        <w:t>Р</w:t>
+      </w:r>
+      <w:r>
+        <w:rPr>
+          <w:lang w:val="uk-UA"/>
+        </w:rPr>
+        <w:t>ис 2.8) з опціями вибору страви та опцією виходу до початкового інтерфейсу.</w:t>
       </w:r>
     </w:p>
     <w:p>
@@ -7893,25 +7834,13 @@
         <w:rPr>
           <w:lang w:val="uk-UA"/>
         </w:rPr>
-        <w:t>р</w:t>
-      </w:r>
-      <w:r>
-        <w:rPr>
-          <w:lang w:val="uk-UA"/>
-        </w:rPr>
-        <w:t>ис</w:t>
-      </w:r>
-      <w:r>
-        <w:rPr>
-          <w:lang w:val="uk-UA"/>
-        </w:rPr>
-        <w:t>.</w:t>
-      </w:r>
-      <w:r>
-        <w:rPr>
-          <w:lang w:val="uk-UA"/>
-        </w:rPr>
-        <w:t xml:space="preserve"> 2.9).</w:t>
+        <w:t>Р</w:t>
+      </w:r>
+      <w:r>
+        <w:rPr>
+          <w:lang w:val="uk-UA"/>
+        </w:rPr>
+        <w:t>ис 2.9).</w:t>
       </w:r>
     </w:p>
     <w:p>
@@ -8007,28 +7936,14 @@
           <w:noProof/>
           <w:lang w:val="uk-UA"/>
         </w:rPr>
-        <w:t>р</w:t>
+        <w:t>Р</w:t>
       </w:r>
       <w:r>
         <w:rPr>
           <w:noProof/>
           <w:lang w:val="uk-UA"/>
         </w:rPr>
-        <w:t>ис</w:t>
-      </w:r>
-      <w:r>
-        <w:rPr>
-          <w:noProof/>
-          <w:lang w:val="uk-UA"/>
-        </w:rPr>
-        <w:t>.</w:t>
-      </w:r>
-      <w:r>
-        <w:rPr>
-          <w:noProof/>
-          <w:lang w:val="uk-UA"/>
-        </w:rPr>
-        <w:t xml:space="preserve"> 2.10).</w:t>
+        <w:t>ис 2.10).</w:t>
       </w:r>
     </w:p>
     <w:p>
@@ -8151,28 +8066,14 @@
           <w:noProof/>
           <w:lang w:val="uk-UA"/>
         </w:rPr>
-        <w:t>р</w:t>
+        <w:t>Р</w:t>
       </w:r>
       <w:r>
         <w:rPr>
           <w:noProof/>
           <w:lang w:val="uk-UA"/>
         </w:rPr>
-        <w:t>ис</w:t>
-      </w:r>
-      <w:r>
-        <w:rPr>
-          <w:noProof/>
-          <w:lang w:val="uk-UA"/>
-        </w:rPr>
-        <w:t>.</w:t>
-      </w:r>
-      <w:r>
-        <w:rPr>
-          <w:noProof/>
-          <w:lang w:val="uk-UA"/>
-        </w:rPr>
-        <w:t xml:space="preserve"> 2.11). Також кількість страв буде тимчасово зменшена.</w:t>
+        <w:t>ис 2.11). Також кількість страв буде тимчасово зменшена.</w:t>
       </w:r>
       <w:r>
         <w:rPr>
@@ -8298,25 +8199,13 @@
         <w:rPr>
           <w:lang w:val="uk-UA"/>
         </w:rPr>
-        <w:t>р</w:t>
-      </w:r>
-      <w:r>
-        <w:rPr>
-          <w:lang w:val="uk-UA"/>
-        </w:rPr>
-        <w:t>ис</w:t>
-      </w:r>
-      <w:r>
-        <w:rPr>
-          <w:lang w:val="uk-UA"/>
-        </w:rPr>
-        <w:t>.</w:t>
-      </w:r>
-      <w:r>
-        <w:rPr>
-          <w:lang w:val="uk-UA"/>
-        </w:rPr>
-        <w:t xml:space="preserve"> 2.12) з можливістю скор</w:t>
+        <w:t>Р</w:t>
+      </w:r>
+      <w:r>
+        <w:rPr>
+          <w:lang w:val="uk-UA"/>
+        </w:rPr>
+        <w:t>ис 2.12) з можливістю скор</w:t>
       </w:r>
       <w:r>
         <w:rPr>
@@ -8442,25 +8331,13 @@
         <w:rPr>
           <w:lang w:val="uk-UA"/>
         </w:rPr>
-        <w:t>р</w:t>
-      </w:r>
-      <w:r>
-        <w:rPr>
-          <w:lang w:val="uk-UA"/>
-        </w:rPr>
-        <w:t>ис</w:t>
-      </w:r>
-      <w:r>
-        <w:rPr>
-          <w:lang w:val="uk-UA"/>
-        </w:rPr>
-        <w:t>.</w:t>
-      </w:r>
-      <w:r>
-        <w:rPr>
-          <w:lang w:val="uk-UA"/>
-        </w:rPr>
-        <w:t xml:space="preserve"> 2.13)</w:t>
+        <w:t>Р</w:t>
+      </w:r>
+      <w:r>
+        <w:rPr>
+          <w:lang w:val="uk-UA"/>
+        </w:rPr>
+        <w:t>ис 2.13)</w:t>
       </w:r>
       <w:r>
         <w:rPr>
@@ -8484,25 +8361,13 @@
         <w:rPr>
           <w:lang w:val="uk-UA"/>
         </w:rPr>
-        <w:t>р</w:t>
-      </w:r>
-      <w:r>
-        <w:rPr>
-          <w:lang w:val="uk-UA"/>
-        </w:rPr>
-        <w:t>ис</w:t>
-      </w:r>
-      <w:r>
-        <w:rPr>
-          <w:lang w:val="uk-UA"/>
-        </w:rPr>
-        <w:t>.</w:t>
-      </w:r>
-      <w:r>
-        <w:rPr>
-          <w:lang w:val="uk-UA"/>
-        </w:rPr>
-        <w:t xml:space="preserve"> 2.14) того, що продавець привластнить собі частину коштів.</w:t>
+        <w:t>Р</w:t>
+      </w:r>
+      <w:r>
+        <w:rPr>
+          <w:lang w:val="uk-UA"/>
+        </w:rPr>
+        <w:t>ис 2.14) того, що продавець привластнить собі частину коштів.</w:t>
       </w:r>
     </w:p>
     <w:p>
@@ -8673,25 +8538,13 @@
         <w:rPr>
           <w:lang w:val="uk-UA"/>
         </w:rPr>
-        <w:t>р</w:t>
-      </w:r>
-      <w:r>
-        <w:rPr>
-          <w:lang w:val="uk-UA"/>
-        </w:rPr>
-        <w:t>ис</w:t>
-      </w:r>
-      <w:r>
-        <w:rPr>
-          <w:lang w:val="uk-UA"/>
-        </w:rPr>
-        <w:t>.</w:t>
-      </w:r>
-      <w:r>
-        <w:rPr>
-          <w:lang w:val="uk-UA"/>
-        </w:rPr>
-        <w:t xml:space="preserve"> 2.15).</w:t>
+        <w:t>Р</w:t>
+      </w:r>
+      <w:r>
+        <w:rPr>
+          <w:lang w:val="uk-UA"/>
+        </w:rPr>
+        <w:t>ис 2.15).</w:t>
       </w:r>
     </w:p>
     <w:p>
@@ -8789,49 +8642,25 @@
         <w:rPr>
           <w:lang w:val="uk-UA"/>
         </w:rPr>
-        <w:t>р</w:t>
-      </w:r>
-      <w:r>
-        <w:rPr>
-          <w:lang w:val="uk-UA"/>
-        </w:rPr>
-        <w:t>ис</w:t>
-      </w:r>
-      <w:r>
-        <w:rPr>
-          <w:lang w:val="uk-UA"/>
-        </w:rPr>
-        <w:t>.</w:t>
-      </w:r>
-      <w:r>
-        <w:rPr>
-          <w:lang w:val="uk-UA"/>
-        </w:rPr>
-        <w:t xml:space="preserve"> 2.16), то день завершується звичайним чином і кількість страв поповнюється (</w:t>
-      </w:r>
-      <w:r>
-        <w:rPr>
-          <w:lang w:val="uk-UA"/>
-        </w:rPr>
-        <w:t>р</w:t>
-      </w:r>
-      <w:r>
-        <w:rPr>
-          <w:lang w:val="uk-UA"/>
-        </w:rPr>
-        <w:t>ис</w:t>
-      </w:r>
-      <w:r>
-        <w:rPr>
-          <w:lang w:val="uk-UA"/>
-        </w:rPr>
-        <w:t>.</w:t>
-      </w:r>
-      <w:r>
-        <w:rPr>
-          <w:lang w:val="uk-UA"/>
-        </w:rPr>
-        <w:t xml:space="preserve"> 2.17).</w:t>
+        <w:t>Р</w:t>
+      </w:r>
+      <w:r>
+        <w:rPr>
+          <w:lang w:val="uk-UA"/>
+        </w:rPr>
+        <w:t>ис 2.16), то день завершується звичайним чином і кількість страв поповнюється (</w:t>
+      </w:r>
+      <w:r>
+        <w:rPr>
+          <w:lang w:val="uk-UA"/>
+        </w:rPr>
+        <w:t>Р</w:t>
+      </w:r>
+      <w:r>
+        <w:rPr>
+          <w:lang w:val="uk-UA"/>
+        </w:rPr>
+        <w:t>ис 2.17).</w:t>
       </w:r>
     </w:p>
     <w:p>
@@ -9058,56 +8887,28 @@
           <w:noProof/>
           <w:lang w:val="ru-RU"/>
         </w:rPr>
-        <w:t>р</w:t>
+        <w:t>Р</w:t>
       </w:r>
       <w:r>
         <w:rPr>
           <w:noProof/>
           <w:lang w:val="ru-RU"/>
         </w:rPr>
-        <w:t>ис</w:t>
+        <w:t>ис 2.18) і неможливість продажі страв заарештованим (</w:t>
       </w:r>
       <w:r>
         <w:rPr>
           <w:noProof/>
           <w:lang w:val="ru-RU"/>
         </w:rPr>
-        <w:t>.</w:t>
+        <w:t>Р</w:t>
       </w:r>
       <w:r>
         <w:rPr>
           <w:noProof/>
           <w:lang w:val="ru-RU"/>
         </w:rPr>
-        <w:t xml:space="preserve"> 2.18) і неможливість продажі страв заарештованим (</w:t>
-      </w:r>
-      <w:r>
-        <w:rPr>
-          <w:noProof/>
-          <w:lang w:val="ru-RU"/>
-        </w:rPr>
-        <w:t>р</w:t>
-      </w:r>
-      <w:r>
-        <w:rPr>
-          <w:noProof/>
-          <w:lang w:val="ru-RU"/>
-        </w:rPr>
-        <w:t>ис</w:t>
-      </w:r>
-      <w:r>
-        <w:rPr>
-          <w:noProof/>
-          <w:lang w:val="ru-RU"/>
-        </w:rPr>
-        <w:t>.</w:t>
-      </w:r>
-      <w:r>
-        <w:rPr>
-          <w:noProof/>
-          <w:lang w:val="ru-RU"/>
-        </w:rPr>
-        <w:t xml:space="preserve"> 2.19).</w:t>
+        <w:t>ис 2.19).</w:t>
       </w:r>
     </w:p>
     <w:p>
@@ -9294,73 +9095,37 @@
         <w:rPr>
           <w:lang w:val="uk-UA"/>
         </w:rPr>
-        <w:t>р</w:t>
-      </w:r>
-      <w:r>
-        <w:rPr>
-          <w:lang w:val="uk-UA"/>
-        </w:rPr>
-        <w:t>ис</w:t>
-      </w:r>
-      <w:r>
-        <w:rPr>
-          <w:lang w:val="uk-UA"/>
-        </w:rPr>
-        <w:t>.</w:t>
-      </w:r>
-      <w:r>
-        <w:rPr>
-          <w:lang w:val="uk-UA"/>
-        </w:rPr>
-        <w:t xml:space="preserve"> 2.20) та додання людей (</w:t>
-      </w:r>
-      <w:r>
-        <w:rPr>
-          <w:lang w:val="uk-UA"/>
-        </w:rPr>
-        <w:t>р</w:t>
-      </w:r>
-      <w:r>
-        <w:rPr>
-          <w:lang w:val="uk-UA"/>
-        </w:rPr>
-        <w:t>ис</w:t>
-      </w:r>
-      <w:r>
-        <w:rPr>
-          <w:lang w:val="uk-UA"/>
-        </w:rPr>
-        <w:t>.</w:t>
-      </w:r>
-      <w:r>
-        <w:rPr>
-          <w:lang w:val="uk-UA"/>
-        </w:rPr>
-        <w:t xml:space="preserve"> 2.21) чи видалення (</w:t>
-      </w:r>
-      <w:r>
-        <w:rPr>
-          <w:lang w:val="uk-UA"/>
-        </w:rPr>
-        <w:t>р</w:t>
-      </w:r>
-      <w:r>
-        <w:rPr>
-          <w:lang w:val="uk-UA"/>
-        </w:rPr>
-        <w:t>ис</w:t>
-      </w:r>
-      <w:r>
-        <w:rPr>
-          <w:lang w:val="uk-UA"/>
-        </w:rPr>
-        <w:t>.</w:t>
-      </w:r>
-      <w:r>
-        <w:rPr>
-          <w:lang w:val="uk-UA"/>
-        </w:rPr>
-        <w:t xml:space="preserve"> 2.22)</w:t>
+        <w:t>Р</w:t>
+      </w:r>
+      <w:r>
+        <w:rPr>
+          <w:lang w:val="uk-UA"/>
+        </w:rPr>
+        <w:t>ис 2.20) та додання людей (</w:t>
+      </w:r>
+      <w:r>
+        <w:rPr>
+          <w:lang w:val="uk-UA"/>
+        </w:rPr>
+        <w:t>Р</w:t>
+      </w:r>
+      <w:r>
+        <w:rPr>
+          <w:lang w:val="uk-UA"/>
+        </w:rPr>
+        <w:t>ис 2.21) чи видалення (</w:t>
+      </w:r>
+      <w:r>
+        <w:rPr>
+          <w:lang w:val="uk-UA"/>
+        </w:rPr>
+        <w:t>Р</w:t>
+      </w:r>
+      <w:r>
+        <w:rPr>
+          <w:lang w:val="uk-UA"/>
+        </w:rPr>
+        <w:t>ис 2.22)</w:t>
       </w:r>
       <w:r>
         <w:rPr>
@@ -9660,31 +9425,37 @@
         <w:rPr>
           <w:lang w:val="ru-RU"/>
         </w:rPr>
-        <w:t>р</w:t>
+        <w:t>Р</w:t>
       </w:r>
       <w:r>
         <w:rPr>
           <w:lang w:val="ru-RU"/>
         </w:rPr>
-        <w:t>ис</w:t>
+        <w:t>ис 2.23) та чи можливий це варіант</w:t>
       </w:r>
       <w:r>
         <w:rPr>
           <w:lang w:val="ru-RU"/>
         </w:rPr>
-        <w:t>.</w:t>
+        <w:t xml:space="preserve"> </w:t>
       </w:r>
       <w:r>
         <w:rPr>
           <w:lang w:val="ru-RU"/>
         </w:rPr>
-        <w:t xml:space="preserve"> 2.23) та чи можливий це варіант(</w:t>
+        <w:t>(</w:t>
       </w:r>
       <w:r>
         <w:rPr>
           <w:lang w:val="ru-RU"/>
         </w:rPr>
-        <w:t xml:space="preserve">рис. </w:t>
+        <w:t>Р</w:t>
+      </w:r>
+      <w:r>
+        <w:rPr>
+          <w:lang w:val="ru-RU"/>
+        </w:rPr>
+        <w:t xml:space="preserve">ис </w:t>
       </w:r>
       <w:r>
         <w:rPr>
@@ -10023,7 +9794,7 @@
           <w:ilvl w:val="0"/>
           <w:numId w:val="2"/>
         </w:numPr>
-        <w:ind w:left="1134" w:hanging="425"/>
+        <w:spacing w:before="240" w:after="240"/>
         <w:rPr>
           <w:color w:val="0000FF" w:themeColor="hyperlink"/>
           <w:u w:val="single"/>
@@ -10032,243 +9803,130 @@
       </w:pPr>
       <w:r>
         <w:rPr>
-          <w:lang w:val="en-US"/>
-        </w:rPr>
-        <w:t>Wikipidea</w:t>
-      </w:r>
-      <w:r>
-        <w:rPr>
-          <w:lang w:val="uk-UA"/>
-        </w:rPr>
-        <w:t xml:space="preserve">. </w:t>
-      </w:r>
-      <w:r>
-        <w:rPr>
-          <w:lang w:val="uk-UA"/>
-        </w:rPr>
-        <w:t>Об'єктно-орієнтоване програмування</w:t>
+          <w:lang w:val="uk-UA"/>
+        </w:rPr>
+        <w:t>Об’єктно-орієнтоване програмування: [Підручник] / В.В. Бубли</w:t>
+      </w:r>
+      <w:r>
+        <w:rPr>
+          <w:lang w:val="uk-UA"/>
+        </w:rPr>
+        <w:t xml:space="preserve">к </w:t>
       </w:r>
       <w:r>
         <w:rPr>
           <w:lang w:val="ru-RU"/>
         </w:rPr>
+        <w:t>[</w:t>
+      </w:r>
+      <w:r>
+        <w:rPr>
+          <w:lang w:val="ru-RU"/>
+        </w:rPr>
+        <w:t>Електронне видання</w:t>
+      </w:r>
+      <w:r>
+        <w:rPr>
+          <w:lang w:val="ru-RU"/>
+        </w:rPr>
+        <w:t>]</w:t>
+      </w:r>
+      <w:r>
+        <w:rPr>
+          <w:lang w:val="ru-RU"/>
+        </w:rPr>
+        <w:t xml:space="preserve"> / Київ, 2026. </w:t>
+      </w:r>
+      <w:r>
+        <w:rPr>
+          <w:lang w:val="uk-UA"/>
+        </w:rPr>
+        <w:t xml:space="preserve">– </w:t>
+      </w:r>
+      <w:r>
+        <w:rPr>
+          <w:lang w:val="ru-RU"/>
+        </w:rPr>
         <w:t xml:space="preserve"> </w:t>
       </w:r>
       <w:r>
         <w:rPr>
           <w:lang w:val="ru-RU"/>
         </w:rPr>
-        <w:t xml:space="preserve">[Електронний ресурс] </w:t>
-      </w:r>
-      <w:r>
-        <w:rPr>
-          <w:lang w:val="uk-UA"/>
-        </w:rPr>
-        <w:t>–</w:t>
-      </w:r>
-      <w:r>
-        <w:rPr>
-          <w:lang w:val="uk-UA"/>
-        </w:rPr>
-        <w:t xml:space="preserve"> </w:t>
+        <w:t>Режим доступу</w:t>
+      </w:r>
+      <w:r>
+        <w:rPr>
+          <w:lang w:val="uk-UA"/>
+        </w:rPr>
+        <w:t xml:space="preserve">: </w:t>
+      </w:r>
+      <w:r>
+        <w:t>https</w:t>
       </w:r>
       <w:r>
         <w:rPr>
           <w:lang w:val="ru-RU"/>
         </w:rPr>
-        <w:t xml:space="preserve"> </w:t>
+        <w:t>://</w:t>
+      </w:r>
+      <w:r>
+        <w:t>itknyga</w:t>
       </w:r>
       <w:r>
         <w:rPr>
           <w:lang w:val="ru-RU"/>
         </w:rPr>
-        <w:t>Режим доступу</w:t>
-      </w:r>
-      <w:r>
-        <w:rPr>
-          <w:lang w:val="uk-UA"/>
-        </w:rPr>
-        <w:t xml:space="preserve">: </w:t>
-      </w:r>
-      <w:r>
-        <w:t>https</w:t>
-      </w:r>
-      <w:r>
-        <w:rPr>
-          <w:lang w:val="uk-UA"/>
-        </w:rPr>
-        <w:t>://</w:t>
-      </w:r>
-      <w:r>
-        <w:t>uk</w:t>
-      </w:r>
-      <w:r>
-        <w:rPr>
-          <w:lang w:val="uk-UA"/>
-        </w:rPr>
         <w:t>.</w:t>
       </w:r>
       <w:r>
-        <w:t>wikipedia</w:t>
-      </w:r>
-      <w:r>
-        <w:rPr>
-          <w:lang w:val="uk-UA"/>
+        <w:t>com</w:t>
+      </w:r>
+      <w:r>
+        <w:rPr>
+          <w:lang w:val="ru-RU"/>
         </w:rPr>
         <w:t>.</w:t>
       </w:r>
       <w:r>
-        <w:t>org</w:t>
-      </w:r>
-      <w:r>
-        <w:rPr>
-          <w:lang w:val="uk-UA"/>
+        <w:t>ua</w:t>
+      </w:r>
+      <w:r>
+        <w:rPr>
+          <w:lang w:val="ru-RU"/>
         </w:rPr>
         <w:t>/</w:t>
       </w:r>
       <w:r>
-        <w:t>wiki</w:t>
-      </w:r>
-      <w:r>
-        <w:rPr>
-          <w:lang w:val="uk-UA"/>
-        </w:rPr>
-        <w:t>/Об'єктно-орієнтоване_програмування</w:t>
-      </w:r>
-    </w:p>
-    <w:p>
-      <w:pPr>
-        <w:pStyle w:val="a5"/>
-        <w:numPr>
-          <w:ilvl w:val="0"/>
-          <w:numId w:val="2"/>
-        </w:numPr>
+        <w:t>documents</w:t>
+      </w:r>
+      <w:r>
         <w:rPr>
           <w:lang w:val="ru-RU"/>
         </w:rPr>
-      </w:pPr>
-      <w:bookmarkStart w:id="24" w:name="Закладка2"/>
-      <w:r>
-        <w:t>Web</w:t>
-      </w:r>
-      <w:r>
-        <w:rPr>
-          <w:lang w:val="uk-UA"/>
-        </w:rPr>
-        <w:t xml:space="preserve"> </w:t>
-      </w:r>
-      <w:r>
-        <w:t>Library</w:t>
-      </w:r>
-      <w:r>
-        <w:rPr>
-          <w:lang w:val="uk-UA"/>
-        </w:rPr>
-        <w:t>. Основні поняття ООП</w:t>
+        <w:t>/</w:t>
+      </w:r>
+      <w:r>
+        <w:t>OOP</w:t>
       </w:r>
       <w:r>
         <w:rPr>
           <w:lang w:val="ru-RU"/>
         </w:rPr>
+        <w:t>_</w:t>
+      </w:r>
+      <w:r>
+        <w:t>final</w:t>
+      </w:r>
+      <w:r>
+        <w:rPr>
+          <w:lang w:val="ru-RU"/>
+        </w:rPr>
         <w:t>.</w:t>
       </w:r>
       <w:r>
-        <w:rPr>
-          <w:lang w:val="uk-UA"/>
-        </w:rPr>
-        <w:t xml:space="preserve"> </w:t>
-      </w:r>
-      <w:r>
-        <w:rPr>
-          <w:lang w:val="ru-RU"/>
-        </w:rPr>
-        <w:t>[Електронне видання]</w:t>
-      </w:r>
-      <w:r>
-        <w:rPr>
-          <w:lang w:val="ru-RU"/>
-        </w:rPr>
-        <w:t xml:space="preserve"> </w:t>
-      </w:r>
-      <w:r>
-        <w:rPr>
-          <w:lang w:val="ru-RU"/>
-        </w:rPr>
-        <w:t>–</w:t>
-      </w:r>
-      <w:r>
-        <w:rPr>
-          <w:lang w:val="ru-RU"/>
-        </w:rPr>
-        <w:t xml:space="preserve"> Режим доступу: </w:t>
-      </w:r>
-      <w:r>
-        <w:t>http</w:t>
-      </w:r>
-      <w:r>
-        <w:rPr>
-          <w:lang w:val="ru-RU"/>
-        </w:rPr>
-        <w:t>://</w:t>
-      </w:r>
-      <w:r>
-        <w:t>weblib</w:t>
-      </w:r>
-      <w:r>
-        <w:rPr>
-          <w:lang w:val="ru-RU"/>
-        </w:rPr>
-        <w:t>.</w:t>
-      </w:r>
-      <w:r>
-        <w:t>com</w:t>
-      </w:r>
-      <w:r>
-        <w:rPr>
-          <w:lang w:val="ru-RU"/>
-        </w:rPr>
-        <w:t>.</w:t>
-      </w:r>
-      <w:r>
-        <w:t>ua</w:t>
-      </w:r>
-      <w:r>
-        <w:rPr>
-          <w:lang w:val="ru-RU"/>
-        </w:rPr>
-        <w:t>/</w:t>
-      </w:r>
-      <w:r>
-        <w:t>blog</w:t>
-      </w:r>
-      <w:r>
-        <w:rPr>
-          <w:lang w:val="ru-RU"/>
-        </w:rPr>
-        <w:t>/</w:t>
-      </w:r>
-      <w:r>
-        <w:t>osnovni</w:t>
-      </w:r>
-      <w:r>
-        <w:rPr>
-          <w:lang w:val="ru-RU"/>
-        </w:rPr>
-        <w:t>-</w:t>
-      </w:r>
-      <w:r>
-        <w:t>ponyattya</w:t>
-      </w:r>
-      <w:r>
-        <w:rPr>
-          <w:lang w:val="ru-RU"/>
-        </w:rPr>
-        <w:t>-</w:t>
-      </w:r>
-      <w:r>
-        <w:t>oop</w:t>
-      </w:r>
-      <w:bookmarkEnd w:id="24"/>
+        <w:t>pdf</w:t>
+      </w:r>
     </w:p>
     <w:p>
       <w:pPr>
@@ -10278,7 +9936,135 @@
           <w:numId w:val="2"/>
         </w:numPr>
         <w:spacing w:before="240" w:after="240"/>
-        <w:ind w:left="1134" w:hanging="414"/>
+        <w:rPr>
+          <w:lang w:val="ru-RU"/>
+        </w:rPr>
+      </w:pPr>
+      <w:bookmarkStart w:id="24" w:name="Закладка2"/>
+      <w:r>
+        <w:t>Web</w:t>
+      </w:r>
+      <w:r>
+        <w:rPr>
+          <w:lang w:val="uk-UA"/>
+        </w:rPr>
+        <w:t xml:space="preserve"> </w:t>
+      </w:r>
+      <w:r>
+        <w:t>Library</w:t>
+      </w:r>
+      <w:r>
+        <w:rPr>
+          <w:lang w:val="uk-UA"/>
+        </w:rPr>
+        <w:t>. Основні поняття ООП</w:t>
+      </w:r>
+      <w:r>
+        <w:rPr>
+          <w:lang w:val="uk-UA"/>
+        </w:rPr>
+        <w:t>.</w:t>
+      </w:r>
+      <w:r>
+        <w:rPr>
+          <w:lang w:val="uk-UA"/>
+        </w:rPr>
+        <w:t xml:space="preserve"> </w:t>
+      </w:r>
+      <w:r>
+        <w:rPr>
+          <w:lang w:val="ru-RU"/>
+        </w:rPr>
+        <w:t xml:space="preserve">[Електронне видання] </w:t>
+      </w:r>
+      <w:r>
+        <w:rPr>
+          <w:lang w:val="ru-RU"/>
+        </w:rPr>
+        <w:t>–</w:t>
+      </w:r>
+      <w:r>
+        <w:rPr>
+          <w:lang w:val="ru-RU"/>
+        </w:rPr>
+        <w:t xml:space="preserve"> Режим доступу: </w:t>
+      </w:r>
+      <w:r>
+        <w:t>http</w:t>
+      </w:r>
+      <w:r>
+        <w:rPr>
+          <w:lang w:val="ru-RU"/>
+        </w:rPr>
+        <w:t>://</w:t>
+      </w:r>
+      <w:r>
+        <w:t>weblib</w:t>
+      </w:r>
+      <w:r>
+        <w:rPr>
+          <w:lang w:val="ru-RU"/>
+        </w:rPr>
+        <w:t>.</w:t>
+      </w:r>
+      <w:r>
+        <w:t>com</w:t>
+      </w:r>
+      <w:r>
+        <w:rPr>
+          <w:lang w:val="ru-RU"/>
+        </w:rPr>
+        <w:t>.</w:t>
+      </w:r>
+      <w:r>
+        <w:t>ua</w:t>
+      </w:r>
+      <w:r>
+        <w:rPr>
+          <w:lang w:val="ru-RU"/>
+        </w:rPr>
+        <w:t>/</w:t>
+      </w:r>
+      <w:r>
+        <w:t>blog</w:t>
+      </w:r>
+      <w:r>
+        <w:rPr>
+          <w:lang w:val="ru-RU"/>
+        </w:rPr>
+        <w:t>/</w:t>
+      </w:r>
+      <w:r>
+        <w:t>osnovni</w:t>
+      </w:r>
+      <w:r>
+        <w:rPr>
+          <w:lang w:val="ru-RU"/>
+        </w:rPr>
+        <w:t>-</w:t>
+      </w:r>
+      <w:r>
+        <w:t>ponyattya</w:t>
+      </w:r>
+      <w:r>
+        <w:rPr>
+          <w:lang w:val="ru-RU"/>
+        </w:rPr>
+        <w:t>-</w:t>
+      </w:r>
+      <w:r>
+        <w:t>oop</w:t>
+      </w:r>
+      <w:bookmarkEnd w:id="24"/>
+    </w:p>
+    <w:p>
+      <w:pPr>
+        <w:pStyle w:val="a5"/>
+        <w:numPr>
+          <w:ilvl w:val="0"/>
+          <w:numId w:val="2"/>
+        </w:numPr>
+        <w:spacing w:before="240" w:after="240"/>
         <w:rPr>
           <w:color w:val="0000FF" w:themeColor="hyperlink"/>
           <w:u w:val="single"/>
@@ -10287,9 +10073,15 @@
       </w:pPr>
       <w:r>
         <w:rPr>
-          <w:lang w:val="uk-UA"/>
-        </w:rPr>
-        <w:t xml:space="preserve">Репозиторій </w:t>
+          <w:lang w:val="ru-RU"/>
+        </w:rPr>
+        <w:t>Репозиторій</w:t>
+      </w:r>
+      <w:r>
+        <w:rPr>
+          <w:lang w:val="uk-UA"/>
+        </w:rPr>
+        <w:t xml:space="preserve"> </w:t>
       </w:r>
       <w:r>
         <w:rPr>
@@ -10454,7 +10246,7 @@
       </w:r>
       <w:r>
         <w:rPr>
-          <w:lang w:val="en-US"/>
+          <w:lang w:val="ru-RU"/>
         </w:rPr>
         <w:t>–</w:t>
       </w:r>
@@ -23800,6 +23592,7 @@
   <w:style w:type="character" w:default="1" w:styleId="a0">
     <w:name w:val="Default Paragraph Font"/>
     <w:uiPriority w:val="1"/>
+    <w:semiHidden/>
     <w:unhideWhenUsed/>
   </w:style>
   <w:style w:type="table" w:default="1" w:styleId="a1">
